--- a/03172026-SIS-001-Rules-of-Engagement.docx
+++ b/03172026-SIS-001-Rules-of-Engagement.docx
@@ -312,7 +312,7 @@
                 <w:rFonts w:ascii="Arial" w:hAnsi="Arial"/>
                 <w:sz w:val="18"/>
               </w:rPr>
-              <w:t>August 31, 2026</w:t>
+              <w:t>September 30, 2026</w:t>
             </w:r>
           </w:p>
         </w:tc>
